--- a/docx/AUDIT_2026-09-12.docx
+++ b/docx/AUDIT_2026-09-12.docx
@@ -1757,6 +1757,291 @@
         <w:rPr>
           <w:color w:val="3949AB"/>
         </w:rPr>
+        <w:t>5b. What an adversarial re-check of these fixes then found (2026-09-13)</w:t>
+      </w:r>
+    </w:p>
+    <w:p>
+      <w:r>
+        <w:t>The fixes above were re-verified by independent skeptics prompted to prove each one had NOT worked.</w:t>
+      </w:r>
+    </w:p>
+    <w:p>
+      <w:r>
+        <w:rPr>
+          <w:b/>
+        </w:rPr>
+        <w:t>Seven passed. Two failed</w:t>
+      </w:r>
+      <w:r>
+        <w:t>, and both failures were mine:</w:t>
+      </w:r>
+    </w:p>
+    <w:p>
+      <w:r>
+        <w:rPr>
+          <w:b/>
+        </w:rPr>
+        <w:t>The PathVQA backfill landed but did not propagate.</w:t>
+      </w:r>
+      <w:r>
+        <w:t xml:space="preserve"> The data is right — 3,357 generated, judged</w:t>
+      </w:r>
+    </w:p>
+    <w:p>
+      <w:r>
+        <w:t xml:space="preserve">and extracted — but it went into </w:t>
+      </w:r>
+      <w:r>
+        <w:rPr>
+          <w:rFonts w:ascii="Consolas" w:hAnsi="Consolas"/>
+          <w:color w:val="B03060"/>
+          <w:sz w:val="19"/>
+        </w:rPr>
+        <w:t>generator_eval_pathvqa_full</w:t>
+      </w:r>
+      <w:r>
+        <w:t xml:space="preserve"> at layers 18/20/21/22, while every</w:t>
+      </w:r>
+    </w:p>
+    <w:p>
+      <w:r>
+        <w:t xml:space="preserve">analysis reads </w:t>
+      </w:r>
+      <w:r>
+        <w:rPr>
+          <w:rFonts w:ascii="Consolas" w:hAnsi="Consolas"/>
+          <w:color w:val="B03060"/>
+          <w:sz w:val="19"/>
+        </w:rPr>
+        <w:t>generator_eval_&lt;cell&gt;&lt;SUF&gt;</w:t>
+      </w:r>
+      <w:r>
+        <w:t xml:space="preserve"> at layers 7/14/21/28. Different stem, different layers,</w:t>
+      </w:r>
+    </w:p>
+    <w:p>
+      <w:r>
+        <w:t xml:space="preserve">so </w:t>
+      </w:r>
+      <w:r>
+        <w:rPr>
+          <w:b/>
+        </w:rPr>
+        <w:t>not one reported number moved</w:t>
+      </w:r>
+      <w:r>
+        <w:t xml:space="preserve">. Worse: </w:t>
+      </w:r>
+      <w:r>
+        <w:rPr>
+          <w:rFonts w:ascii="Consolas" w:hAnsi="Consolas"/>
+          <w:color w:val="B03060"/>
+          <w:sz w:val="19"/>
+        </w:rPr>
+        <w:t>head_temperature_2026-08-22.json</w:t>
+      </w:r>
+      <w:r>
+        <w:t xml:space="preserve"> was regenerated</w:t>
+      </w:r>
+    </w:p>
+    <w:p>
+      <w:r>
+        <w:rPr>
+          <w:i/>
+        </w:rPr>
+        <w:t>after</w:t>
+      </w:r>
+      <w:r>
+        <w:t xml:space="preserve"> the backfill and is now internally inconsistent — PathVQA reads </w:t>
+      </w:r>
+      <w:r>
+        <w:rPr>
+          <w:b/>
+        </w:rPr>
+        <w:t>n=1,500 at T=0.7</w:t>
+      </w:r>
+      <w:r>
+        <w:t xml:space="preserve"> and</w:t>
+      </w:r>
+    </w:p>
+    <w:p>
+      <w:r>
+        <w:rPr>
+          <w:b/>
+        </w:rPr>
+        <w:t>n=3,357 at 0.2/0.4/1.0</w:t>
+      </w:r>
+      <w:r>
+        <w:t xml:space="preserve">, so </w:t>
+      </w:r>
+      <w:r>
+        <w:rPr>
+          <w:rFonts w:ascii="Consolas" w:hAnsi="Consolas"/>
+          <w:color w:val="B03060"/>
+          <w:sz w:val="19"/>
+        </w:rPr>
+        <w:t>best_T</w:t>
+      </w:r>
+      <w:r>
+        <w:t xml:space="preserve"> for that benchmark compares different question sets. A</w:t>
+      </w:r>
+    </w:p>
+    <w:p>
+      <w:r>
+        <w:t>re-extraction into the canonical stem at the canonical layers is queued.</w:t>
+      </w:r>
+    </w:p>
+    <w:p>
+      <w:r>
+        <w:rPr>
+          <w:b/>
+        </w:rPr>
+        <w:t>Two document corrections silently missed, and one was corrected against a deleted version.</w:t>
+      </w:r>
+    </w:p>
+    <w:p>
+      <w:r>
+        <w:t xml:space="preserve">"4,316 distinct golds" and "confidence 0.693" both </w:t>
+      </w:r>
+      <w:r>
+        <w:rPr>
+          <w:b/>
+        </w:rPr>
+        <w:t>span a line break</w:t>
+      </w:r>
+      <w:r>
+        <w:t xml:space="preserve"> in the markdown, so exact</w:t>
+      </w:r>
+    </w:p>
+    <w:p>
+      <w:r>
+        <w:t>string replacement matched neither — the first pass reported six corrections applied and did not</w:t>
+      </w:r>
+    </w:p>
+    <w:p>
+      <w:r>
+        <w:t xml:space="preserve">notice two had not. Separately, "6 of 8" was corrected against the </w:t>
+      </w:r>
+      <w:r>
+        <w:rPr>
+          <w:rFonts w:ascii="Consolas" w:hAnsi="Consolas"/>
+          <w:color w:val="B03060"/>
+          <w:sz w:val="19"/>
+        </w:rPr>
+        <w:t>mixed_temperature</w:t>
+      </w:r>
+      <w:r>
+        <w:t xml:space="preserve"> artifact that</w:t>
+      </w:r>
+    </w:p>
+    <w:p>
+      <w:r>
+        <w:rPr>
+          <w:b/>
+        </w:rPr>
+        <w:t>the same commit then regenerated</w:t>
+      </w:r>
+      <w:r>
+        <w:t xml:space="preserve">; the current artifact says </w:t>
+      </w:r>
+      <w:r>
+        <w:rPr>
+          <w:b/>
+        </w:rPr>
+        <w:t>7 of 8</w:t>
+      </w:r>
+      <w:r>
+        <w:t xml:space="preserve"> (PathVQA flipped when its</w:t>
+      </w:r>
+    </w:p>
+    <w:p>
+      <w:r>
+        <w:t>n went 1,500 → 3,357). All three are now fixed with line-break-tolerant patterns and re-derived</w:t>
+      </w:r>
+    </w:p>
+    <w:p>
+      <w:r>
+        <w:t>against the artifacts on disk.</w:t>
+      </w:r>
+    </w:p>
+    <w:p>
+      <w:r>
+        <w:t>Still outstanding from that re-check, recorded rather than silently carried: the HTML rundown, the</w:t>
+      </w:r>
+    </w:p>
+    <w:p>
+      <w:r>
+        <w:t xml:space="preserve">2026-08-24 deck and TRANSFER_WALL were </w:t>
+      </w:r>
+      <w:r>
+        <w:rPr>
+          <w:b/>
+        </w:rPr>
+        <w:t>not</w:t>
+      </w:r>
+      <w:r>
+        <w:t xml:space="preserve"> updated with these corrections — only the markdown</w:t>
+      </w:r>
+    </w:p>
+    <w:p>
+      <w:r>
+        <w:t xml:space="preserve">was; </w:t>
+      </w:r>
+      <w:r>
+        <w:rPr>
+          <w:rFonts w:ascii="Consolas" w:hAnsi="Consolas"/>
+          <w:color w:val="B03060"/>
+          <w:sz w:val="19"/>
+        </w:rPr>
+        <w:t>decomposition_report.py</w:t>
+      </w:r>
+      <w:r>
+        <w:t>'s own docstring still says "+0.0285 / eightfold" where its artifact</w:t>
+      </w:r>
+    </w:p>
+    <w:p>
+      <w:r>
+        <w:t xml:space="preserve">says 0.018485 / 12.4×; and </w:t>
+      </w:r>
+      <w:r>
+        <w:rPr>
+          <w:rFonts w:ascii="Consolas" w:hAnsi="Consolas"/>
+          <w:color w:val="B03060"/>
+          <w:sz w:val="19"/>
+        </w:rPr>
+        <w:t>head_minus_greedy</w:t>
+      </w:r>
+      <w:r>
+        <w:t xml:space="preserve"> at T=0.7 still exists in </w:t>
+      </w:r>
+      <w:r>
+        <w:rPr>
+          <w:b/>
+        </w:rPr>
+        <w:t>two</w:t>
+      </w:r>
+      <w:r>
+        <w:t xml:space="preserve"> artifacts that</w:t>
+      </w:r>
+    </w:p>
+    <w:p>
+      <w:r>
+        <w:t>disagree on PathVQA (0.048667 vs 0.047333) and SLAKE (0.041860 vs 0.038760), so "one quantity, one</w:t>
+      </w:r>
+    </w:p>
+    <w:p>
+      <w:r>
+        <w:t>implementation" is not yet fully discharged.</w:t>
+      </w:r>
+    </w:p>
+    <w:p>
+      <w:pPr>
+        <w:pStyle w:val="Heading2"/>
+      </w:pPr>
+      <w:r>
+        <w:rPr>
+          <w:color w:val="3949AB"/>
+        </w:rPr>
         <w:t>6. Known-and-accepted, recorded so they are not rediscovered</w:t>
       </w:r>
     </w:p>
